--- a/Reportes/Poliza Maquinaria.docx
+++ b/Reportes/Poliza Maquinaria.docx
@@ -237,11 +237,20 @@
         </w:rPr>
         <w:t xml:space="preserve"> </w:t>
       </w:r>
+      <w:proofErr w:type="spellStart"/>
+      <w:proofErr w:type="gramStart"/>
       <w:r>
         <w:rPr>
           <w:sz w:val="18"/>
         </w:rPr>
-        <w:t>Nº:</w:t>
+        <w:t>Nº</w:t>
+      </w:r>
+      <w:proofErr w:type="spellEnd"/>
+      <w:r>
+        <w:rPr>
+          <w:sz w:val="18"/>
+        </w:rPr>
+        <w:t>:</w:t>
       </w:r>
       <w:r>
         <w:rPr>
@@ -249,7 +258,26 @@
           <w:b/>
           <w:sz w:val="17"/>
         </w:rPr>
-        <w:t>{custom.Poliza}</w:t>
+        <w:t>{</w:t>
+      </w:r>
+      <w:proofErr w:type="spellStart"/>
+      <w:proofErr w:type="gramEnd"/>
+      <w:r>
+        <w:rPr>
+          <w:rFonts w:ascii="Arial" w:hAnsi="Arial"/>
+          <w:b/>
+          <w:sz w:val="17"/>
+        </w:rPr>
+        <w:t>custom.Poliza</w:t>
+      </w:r>
+      <w:proofErr w:type="spellEnd"/>
+      <w:r>
+        <w:rPr>
+          <w:rFonts w:ascii="Arial" w:hAnsi="Arial"/>
+          <w:b/>
+          <w:sz w:val="17"/>
+        </w:rPr>
+        <w:t>}</w:t>
       </w:r>
     </w:p>
     <w:p>
@@ -263,7 +291,23 @@
         <w:rPr>
           <w:spacing w:val="-2"/>
         </w:rPr>
-        <w:t>{custom.Movimiento}</w:t>
+        <w:t>{</w:t>
+      </w:r>
+      <w:proofErr w:type="spellStart"/>
+      <w:proofErr w:type="gramStart"/>
+      <w:r>
+        <w:rPr>
+          <w:spacing w:val="-2"/>
+        </w:rPr>
+        <w:t>custom.Movimiento</w:t>
+      </w:r>
+      <w:proofErr w:type="spellEnd"/>
+      <w:proofErr w:type="gramEnd"/>
+      <w:r>
+        <w:rPr>
+          <w:spacing w:val="-2"/>
+        </w:rPr>
+        <w:t>}</w:t>
       </w:r>
     </w:p>
     <w:tbl>
@@ -283,7 +327,7 @@
       </w:tblGrid>
       <w:tr>
         <w:trPr>
-          <w:trHeight w:val="284"/>
+          <w:trHeight w:val="227"/>
         </w:trPr>
         <w:tc>
           <w:tcPr>
@@ -342,7 +386,27 @@
                 <w:sz w:val="16"/>
                 <w:szCs w:val="16"/>
               </w:rPr>
-              <w:t>{custom.Asegurado}</w:t>
+              <w:t>{</w:t>
+            </w:r>
+            <w:proofErr w:type="spellStart"/>
+            <w:proofErr w:type="gramStart"/>
+            <w:r>
+              <w:rPr>
+                <w:rFonts w:ascii="Arial" w:hAnsi="Arial" w:cs="Arial"/>
+                <w:sz w:val="16"/>
+                <w:szCs w:val="16"/>
+              </w:rPr>
+              <w:t>custom.Asegurado</w:t>
+            </w:r>
+            <w:proofErr w:type="spellEnd"/>
+            <w:proofErr w:type="gramEnd"/>
+            <w:r>
+              <w:rPr>
+                <w:rFonts w:ascii="Arial" w:hAnsi="Arial" w:cs="Arial"/>
+                <w:sz w:val="16"/>
+                <w:szCs w:val="16"/>
+              </w:rPr>
+              <w:t>}</w:t>
             </w:r>
           </w:p>
         </w:tc>
@@ -484,7 +548,7 @@
       </w:tr>
       <w:tr>
         <w:trPr>
-          <w:trHeight w:val="284"/>
+          <w:trHeight w:val="227"/>
         </w:trPr>
         <w:tc>
           <w:tcPr>
@@ -515,17 +579,7 @@
                 <w:sz w:val="16"/>
                 <w:szCs w:val="16"/>
               </w:rPr>
-              <w:t>Tomador</w:t>
-            </w:r>
-            <w:r>
-              <w:rPr>
-                <w:rFonts w:ascii="Arial" w:hAnsi="Arial" w:cs="Arial"/>
-                <w:b/>
-                <w:bCs/>
-                <w:sz w:val="16"/>
-                <w:szCs w:val="16"/>
-              </w:rPr>
-              <w:t>:</w:t>
+              <w:t>Asegurado:</w:t>
             </w:r>
           </w:p>
         </w:tc>
@@ -555,7 +609,27 @@
                 <w:sz w:val="16"/>
                 <w:szCs w:val="16"/>
               </w:rPr>
-              <w:t>{custom.Tenedor}</w:t>
+              <w:t>{</w:t>
+            </w:r>
+            <w:proofErr w:type="spellStart"/>
+            <w:proofErr w:type="gramStart"/>
+            <w:r>
+              <w:rPr>
+                <w:rFonts w:ascii="Arial" w:hAnsi="Arial" w:cs="Arial"/>
+                <w:sz w:val="16"/>
+                <w:szCs w:val="16"/>
+              </w:rPr>
+              <w:t>custom.Tenedor</w:t>
+            </w:r>
+            <w:proofErr w:type="spellEnd"/>
+            <w:proofErr w:type="gramEnd"/>
+            <w:r>
+              <w:rPr>
+                <w:rFonts w:ascii="Arial" w:hAnsi="Arial" w:cs="Arial"/>
+                <w:sz w:val="16"/>
+                <w:szCs w:val="16"/>
+              </w:rPr>
+              <w:t>}</w:t>
             </w:r>
           </w:p>
         </w:tc>
@@ -637,7 +711,7 @@
       </w:tr>
       <w:tr>
         <w:trPr>
-          <w:trHeight w:val="284"/>
+          <w:trHeight w:val="227"/>
         </w:trPr>
         <w:tc>
           <w:tcPr>
@@ -700,7 +774,27 @@
                 <w:sz w:val="16"/>
                 <w:szCs w:val="16"/>
               </w:rPr>
-              <w:t>{custom.Direccion}</w:t>
+              <w:t>{</w:t>
+            </w:r>
+            <w:proofErr w:type="spellStart"/>
+            <w:proofErr w:type="gramStart"/>
+            <w:r>
+              <w:rPr>
+                <w:rFonts w:ascii="Arial" w:hAnsi="Arial" w:cs="Arial"/>
+                <w:sz w:val="16"/>
+                <w:szCs w:val="16"/>
+              </w:rPr>
+              <w:t>custom.Direccion</w:t>
+            </w:r>
+            <w:proofErr w:type="spellEnd"/>
+            <w:proofErr w:type="gramEnd"/>
+            <w:r>
+              <w:rPr>
+                <w:rFonts w:ascii="Arial" w:hAnsi="Arial" w:cs="Arial"/>
+                <w:sz w:val="16"/>
+                <w:szCs w:val="16"/>
+              </w:rPr>
+              <w:t>}</w:t>
             </w:r>
           </w:p>
         </w:tc>
@@ -729,7 +823,7 @@
       </w:tr>
       <w:tr>
         <w:trPr>
-          <w:trHeight w:val="284"/>
+          <w:trHeight w:val="227"/>
         </w:trPr>
         <w:tc>
           <w:tcPr>
@@ -791,7 +885,27 @@
                 <w:sz w:val="16"/>
                 <w:szCs w:val="16"/>
               </w:rPr>
-              <w:t>{custom.Telefono}</w:t>
+              <w:t>{</w:t>
+            </w:r>
+            <w:proofErr w:type="spellStart"/>
+            <w:proofErr w:type="gramStart"/>
+            <w:r>
+              <w:rPr>
+                <w:rFonts w:ascii="Arial" w:hAnsi="Arial" w:cs="Arial"/>
+                <w:sz w:val="16"/>
+                <w:szCs w:val="16"/>
+              </w:rPr>
+              <w:t>custom.Telefono</w:t>
+            </w:r>
+            <w:proofErr w:type="spellEnd"/>
+            <w:proofErr w:type="gramEnd"/>
+            <w:r>
+              <w:rPr>
+                <w:rFonts w:ascii="Arial" w:hAnsi="Arial" w:cs="Arial"/>
+                <w:sz w:val="16"/>
+                <w:szCs w:val="16"/>
+              </w:rPr>
+              <w:t>}</w:t>
             </w:r>
           </w:p>
         </w:tc>
@@ -817,6 +931,8 @@
                 <w:szCs w:val="16"/>
               </w:rPr>
             </w:pPr>
+            <w:proofErr w:type="spellStart"/>
+            <w:proofErr w:type="gramStart"/>
             <w:r>
               <w:rPr>
                 <w:rFonts w:ascii="Arial" w:hAnsi="Arial" w:cs="Arial"/>
@@ -825,7 +941,29 @@
                 <w:sz w:val="16"/>
                 <w:szCs w:val="16"/>
               </w:rPr>
-              <w:t>Céd./R.U.C:</w:t>
+              <w:t>Céd</w:t>
+            </w:r>
+            <w:proofErr w:type="spellEnd"/>
+            <w:r>
+              <w:rPr>
+                <w:rFonts w:ascii="Arial" w:hAnsi="Arial" w:cs="Arial"/>
+                <w:b/>
+                <w:bCs/>
+                <w:sz w:val="16"/>
+                <w:szCs w:val="16"/>
+              </w:rPr>
+              <w:t>./</w:t>
+            </w:r>
+            <w:proofErr w:type="gramEnd"/>
+            <w:r>
+              <w:rPr>
+                <w:rFonts w:ascii="Arial" w:hAnsi="Arial" w:cs="Arial"/>
+                <w:b/>
+                <w:bCs/>
+                <w:sz w:val="16"/>
+                <w:szCs w:val="16"/>
+              </w:rPr>
+              <w:t>R.U.C:</w:t>
             </w:r>
           </w:p>
         </w:tc>
@@ -855,7 +993,27 @@
                 <w:sz w:val="16"/>
                 <w:szCs w:val="16"/>
               </w:rPr>
-              <w:t>{custom.Identificacion}</w:t>
+              <w:t>{</w:t>
+            </w:r>
+            <w:proofErr w:type="spellStart"/>
+            <w:proofErr w:type="gramStart"/>
+            <w:r>
+              <w:rPr>
+                <w:rFonts w:ascii="Arial" w:hAnsi="Arial" w:cs="Arial"/>
+                <w:sz w:val="16"/>
+                <w:szCs w:val="16"/>
+              </w:rPr>
+              <w:t>custom.Identificacion</w:t>
+            </w:r>
+            <w:proofErr w:type="spellEnd"/>
+            <w:proofErr w:type="gramEnd"/>
+            <w:r>
+              <w:rPr>
+                <w:rFonts w:ascii="Arial" w:hAnsi="Arial" w:cs="Arial"/>
+                <w:sz w:val="16"/>
+                <w:szCs w:val="16"/>
+              </w:rPr>
+              <w:t>}</w:t>
             </w:r>
           </w:p>
         </w:tc>
@@ -913,14 +1071,34 @@
                 <w:sz w:val="16"/>
                 <w:szCs w:val="16"/>
               </w:rPr>
-              <w:t>{custom.Desde}</w:t>
+              <w:t>{</w:t>
+            </w:r>
+            <w:proofErr w:type="spellStart"/>
+            <w:proofErr w:type="gramStart"/>
+            <w:r>
+              <w:rPr>
+                <w:rFonts w:ascii="Arial" w:hAnsi="Arial" w:cs="Arial"/>
+                <w:sz w:val="16"/>
+                <w:szCs w:val="16"/>
+              </w:rPr>
+              <w:t>custom.Desde</w:t>
+            </w:r>
+            <w:proofErr w:type="spellEnd"/>
+            <w:proofErr w:type="gramEnd"/>
+            <w:r>
+              <w:rPr>
+                <w:rFonts w:ascii="Arial" w:hAnsi="Arial" w:cs="Arial"/>
+                <w:sz w:val="16"/>
+                <w:szCs w:val="16"/>
+              </w:rPr>
+              <w:t>}</w:t>
             </w:r>
           </w:p>
         </w:tc>
       </w:tr>
       <w:tr>
         <w:trPr>
-          <w:trHeight w:val="284"/>
+          <w:trHeight w:val="227"/>
         </w:trPr>
         <w:tc>
           <w:tcPr>
@@ -982,7 +1160,27 @@
                 <w:sz w:val="16"/>
                 <w:szCs w:val="16"/>
               </w:rPr>
-              <w:t>{custom.Fax}</w:t>
+              <w:t>{</w:t>
+            </w:r>
+            <w:proofErr w:type="spellStart"/>
+            <w:proofErr w:type="gramStart"/>
+            <w:r>
+              <w:rPr>
+                <w:rFonts w:ascii="Arial" w:hAnsi="Arial" w:cs="Arial"/>
+                <w:sz w:val="16"/>
+                <w:szCs w:val="16"/>
+              </w:rPr>
+              <w:t>custom.Fax</w:t>
+            </w:r>
+            <w:proofErr w:type="spellEnd"/>
+            <w:proofErr w:type="gramEnd"/>
+            <w:r>
+              <w:rPr>
+                <w:rFonts w:ascii="Arial" w:hAnsi="Arial" w:cs="Arial"/>
+                <w:sz w:val="16"/>
+                <w:szCs w:val="16"/>
+              </w:rPr>
+              <w:t>}</w:t>
             </w:r>
           </w:p>
         </w:tc>
@@ -1046,7 +1244,27 @@
                 <w:sz w:val="16"/>
                 <w:szCs w:val="16"/>
               </w:rPr>
-              <w:t>{custom.Celular}</w:t>
+              <w:t>{</w:t>
+            </w:r>
+            <w:proofErr w:type="spellStart"/>
+            <w:proofErr w:type="gramStart"/>
+            <w:r>
+              <w:rPr>
+                <w:rFonts w:ascii="Arial" w:hAnsi="Arial" w:cs="Arial"/>
+                <w:sz w:val="16"/>
+                <w:szCs w:val="16"/>
+              </w:rPr>
+              <w:t>custom.Celular</w:t>
+            </w:r>
+            <w:proofErr w:type="spellEnd"/>
+            <w:proofErr w:type="gramEnd"/>
+            <w:r>
+              <w:rPr>
+                <w:rFonts w:ascii="Arial" w:hAnsi="Arial" w:cs="Arial"/>
+                <w:sz w:val="16"/>
+                <w:szCs w:val="16"/>
+              </w:rPr>
+              <w:t>}</w:t>
             </w:r>
           </w:p>
         </w:tc>
@@ -1104,14 +1322,34 @@
                 <w:sz w:val="16"/>
                 <w:szCs w:val="16"/>
               </w:rPr>
-              <w:t>{custom.Hasta}</w:t>
+              <w:t>{</w:t>
+            </w:r>
+            <w:proofErr w:type="spellStart"/>
+            <w:proofErr w:type="gramStart"/>
+            <w:r>
+              <w:rPr>
+                <w:rFonts w:ascii="Arial" w:hAnsi="Arial" w:cs="Arial"/>
+                <w:sz w:val="16"/>
+                <w:szCs w:val="16"/>
+              </w:rPr>
+              <w:t>custom.Hasta</w:t>
+            </w:r>
+            <w:proofErr w:type="spellEnd"/>
+            <w:proofErr w:type="gramEnd"/>
+            <w:r>
+              <w:rPr>
+                <w:rFonts w:ascii="Arial" w:hAnsi="Arial" w:cs="Arial"/>
+                <w:sz w:val="16"/>
+                <w:szCs w:val="16"/>
+              </w:rPr>
+              <w:t>}</w:t>
             </w:r>
           </w:p>
         </w:tc>
       </w:tr>
       <w:tr>
         <w:trPr>
-          <w:trHeight w:val="284"/>
+          <w:trHeight w:val="227"/>
         </w:trPr>
         <w:tc>
           <w:tcPr>
@@ -1173,7 +1411,27 @@
                 <w:sz w:val="16"/>
                 <w:szCs w:val="16"/>
               </w:rPr>
-              <w:t>{custom.Pais}</w:t>
+              <w:t>{</w:t>
+            </w:r>
+            <w:proofErr w:type="spellStart"/>
+            <w:proofErr w:type="gramStart"/>
+            <w:r>
+              <w:rPr>
+                <w:rFonts w:ascii="Arial" w:hAnsi="Arial" w:cs="Arial"/>
+                <w:sz w:val="16"/>
+                <w:szCs w:val="16"/>
+              </w:rPr>
+              <w:t>custom.Pais</w:t>
+            </w:r>
+            <w:proofErr w:type="spellEnd"/>
+            <w:proofErr w:type="gramEnd"/>
+            <w:r>
+              <w:rPr>
+                <w:rFonts w:ascii="Arial" w:hAnsi="Arial" w:cs="Arial"/>
+                <w:sz w:val="16"/>
+                <w:szCs w:val="16"/>
+              </w:rPr>
+              <w:t>}</w:t>
             </w:r>
           </w:p>
         </w:tc>
@@ -1237,7 +1495,27 @@
                 <w:sz w:val="16"/>
                 <w:szCs w:val="16"/>
               </w:rPr>
-              <w:t>{custom.Email}</w:t>
+              <w:t>{</w:t>
+            </w:r>
+            <w:proofErr w:type="spellStart"/>
+            <w:proofErr w:type="gramStart"/>
+            <w:r>
+              <w:rPr>
+                <w:rFonts w:ascii="Arial" w:hAnsi="Arial" w:cs="Arial"/>
+                <w:sz w:val="16"/>
+                <w:szCs w:val="16"/>
+              </w:rPr>
+              <w:t>custom.Email</w:t>
+            </w:r>
+            <w:proofErr w:type="spellEnd"/>
+            <w:proofErr w:type="gramEnd"/>
+            <w:r>
+              <w:rPr>
+                <w:rFonts w:ascii="Arial" w:hAnsi="Arial" w:cs="Arial"/>
+                <w:sz w:val="16"/>
+                <w:szCs w:val="16"/>
+              </w:rPr>
+              <w:t>}</w:t>
             </w:r>
           </w:p>
         </w:tc>
@@ -1295,14 +1573,34 @@
                 <w:sz w:val="16"/>
                 <w:szCs w:val="16"/>
               </w:rPr>
-              <w:t>{custom.Hora}</w:t>
+              <w:t>{</w:t>
+            </w:r>
+            <w:proofErr w:type="spellStart"/>
+            <w:proofErr w:type="gramStart"/>
+            <w:r>
+              <w:rPr>
+                <w:rFonts w:ascii="Arial" w:hAnsi="Arial" w:cs="Arial"/>
+                <w:sz w:val="16"/>
+                <w:szCs w:val="16"/>
+              </w:rPr>
+              <w:t>custom.Hora</w:t>
+            </w:r>
+            <w:proofErr w:type="spellEnd"/>
+            <w:proofErr w:type="gramEnd"/>
+            <w:r>
+              <w:rPr>
+                <w:rFonts w:ascii="Arial" w:hAnsi="Arial" w:cs="Arial"/>
+                <w:sz w:val="16"/>
+                <w:szCs w:val="16"/>
+              </w:rPr>
+              <w:t>}</w:t>
             </w:r>
           </w:p>
         </w:tc>
       </w:tr>
       <w:tr>
         <w:trPr>
-          <w:trHeight w:val="284"/>
+          <w:trHeight w:val="227"/>
         </w:trPr>
         <w:tc>
           <w:tcPr>
@@ -1364,7 +1662,27 @@
                 <w:sz w:val="16"/>
                 <w:szCs w:val="16"/>
               </w:rPr>
-              <w:t>{custom.Ciudad}</w:t>
+              <w:t>{</w:t>
+            </w:r>
+            <w:proofErr w:type="spellStart"/>
+            <w:proofErr w:type="gramStart"/>
+            <w:r>
+              <w:rPr>
+                <w:rFonts w:ascii="Arial" w:hAnsi="Arial" w:cs="Arial"/>
+                <w:sz w:val="16"/>
+                <w:szCs w:val="16"/>
+              </w:rPr>
+              <w:t>custom.Ciudad</w:t>
+            </w:r>
+            <w:proofErr w:type="spellEnd"/>
+            <w:proofErr w:type="gramEnd"/>
+            <w:r>
+              <w:rPr>
+                <w:rFonts w:ascii="Arial" w:hAnsi="Arial" w:cs="Arial"/>
+                <w:sz w:val="16"/>
+                <w:szCs w:val="16"/>
+              </w:rPr>
+              <w:t>}</w:t>
             </w:r>
           </w:p>
         </w:tc>
@@ -1428,7 +1746,27 @@
                 <w:sz w:val="16"/>
                 <w:szCs w:val="16"/>
               </w:rPr>
-              <w:t>{custom.Provincia}</w:t>
+              <w:t>{</w:t>
+            </w:r>
+            <w:proofErr w:type="spellStart"/>
+            <w:proofErr w:type="gramStart"/>
+            <w:r>
+              <w:rPr>
+                <w:rFonts w:ascii="Arial" w:hAnsi="Arial" w:cs="Arial"/>
+                <w:sz w:val="16"/>
+                <w:szCs w:val="16"/>
+              </w:rPr>
+              <w:t>custom.Provincia</w:t>
+            </w:r>
+            <w:proofErr w:type="spellEnd"/>
+            <w:proofErr w:type="gramEnd"/>
+            <w:r>
+              <w:rPr>
+                <w:rFonts w:ascii="Arial" w:hAnsi="Arial" w:cs="Arial"/>
+                <w:sz w:val="16"/>
+                <w:szCs w:val="16"/>
+              </w:rPr>
+              <w:t>}</w:t>
             </w:r>
           </w:p>
         </w:tc>
@@ -1507,7 +1845,7 @@
       </w:tblGrid>
       <w:tr>
         <w:trPr>
-          <w:trHeight w:hRule="exact" w:val="284"/>
+          <w:trHeight w:hRule="exact" w:val="227"/>
         </w:trPr>
         <w:tc>
           <w:tcPr>
@@ -1553,14 +1891,34 @@
                 <w:sz w:val="16"/>
                 <w:szCs w:val="16"/>
               </w:rPr>
-              <w:t>{custom.Acreedor}</w:t>
+              <w:t>{</w:t>
+            </w:r>
+            <w:proofErr w:type="spellStart"/>
+            <w:proofErr w:type="gramStart"/>
+            <w:r>
+              <w:rPr>
+                <w:rFonts w:ascii="Arial" w:hAnsi="Arial" w:cs="Arial"/>
+                <w:sz w:val="16"/>
+                <w:szCs w:val="16"/>
+              </w:rPr>
+              <w:t>custom.Acreedor</w:t>
+            </w:r>
+            <w:proofErr w:type="spellEnd"/>
+            <w:proofErr w:type="gramEnd"/>
+            <w:r>
+              <w:rPr>
+                <w:rFonts w:ascii="Arial" w:hAnsi="Arial" w:cs="Arial"/>
+                <w:sz w:val="16"/>
+                <w:szCs w:val="16"/>
+              </w:rPr>
+              <w:t>}</w:t>
             </w:r>
           </w:p>
         </w:tc>
       </w:tr>
       <w:tr>
         <w:trPr>
-          <w:trHeight w:hRule="exact" w:val="284"/>
+          <w:trHeight w:hRule="exact" w:val="227"/>
         </w:trPr>
         <w:tc>
           <w:tcPr>
@@ -1606,7 +1964,17 @@
                 <w:sz w:val="16"/>
                 <w:szCs w:val="16"/>
               </w:rPr>
-              <w:t>{custom.</w:t>
+              <w:t>{</w:t>
+            </w:r>
+            <w:proofErr w:type="spellStart"/>
+            <w:proofErr w:type="gramStart"/>
+            <w:r>
+              <w:rPr>
+                <w:rFonts w:ascii="Arial" w:hAnsi="Arial" w:cs="Arial"/>
+                <w:sz w:val="16"/>
+                <w:szCs w:val="16"/>
+              </w:rPr>
+              <w:t>custom.</w:t>
             </w:r>
             <w:r>
               <w:rPr>
@@ -1616,6 +1984,8 @@
               </w:rPr>
               <w:t>Corredor</w:t>
             </w:r>
+            <w:proofErr w:type="spellEnd"/>
+            <w:proofErr w:type="gramEnd"/>
             <w:r>
               <w:rPr>
                 <w:rFonts w:ascii="Arial" w:hAnsi="Arial" w:cs="Arial"/>
@@ -1658,7 +2028,7 @@
       </w:tblGrid>
       <w:tr>
         <w:trPr>
-          <w:trHeight w:hRule="exact" w:val="355"/>
+          <w:trHeight w:hRule="exact" w:val="227"/>
         </w:trPr>
         <w:tc>
           <w:tcPr>
@@ -1698,7 +2068,7 @@
       </w:tr>
       <w:tr>
         <w:trPr>
-          <w:trHeight w:hRule="exact" w:val="284"/>
+          <w:trHeight w:hRule="exact" w:val="227"/>
         </w:trPr>
         <w:tc>
           <w:tcPr>
@@ -1720,6 +2090,7 @@
                 <w:szCs w:val="16"/>
               </w:rPr>
             </w:pPr>
+            <w:proofErr w:type="spellStart"/>
             <w:r>
               <w:rPr>
                 <w:rFonts w:ascii="Arial" w:hAnsi="Arial" w:cs="Arial"/>
@@ -1729,6 +2100,7 @@
               </w:rPr>
               <w:t>Categoria</w:t>
             </w:r>
+            <w:proofErr w:type="spellEnd"/>
             <w:r>
               <w:rPr>
                 <w:rFonts w:ascii="Arial" w:hAnsi="Arial" w:cs="Arial"/>
@@ -1765,7 +2137,17 @@
                 <w:sz w:val="16"/>
                 <w:szCs w:val="16"/>
               </w:rPr>
-              <w:t>{custom.</w:t>
+              <w:t>{</w:t>
+            </w:r>
+            <w:proofErr w:type="spellStart"/>
+            <w:proofErr w:type="gramStart"/>
+            <w:r>
+              <w:rPr>
+                <w:rFonts w:ascii="Arial" w:hAnsi="Arial" w:cs="Arial"/>
+                <w:sz w:val="16"/>
+                <w:szCs w:val="16"/>
+              </w:rPr>
+              <w:t>custom.</w:t>
             </w:r>
             <w:r>
               <w:rPr>
@@ -1775,6 +2157,8 @@
               </w:rPr>
               <w:t>Categoria</w:t>
             </w:r>
+            <w:proofErr w:type="spellEnd"/>
+            <w:proofErr w:type="gramEnd"/>
             <w:r>
               <w:rPr>
                 <w:rFonts w:ascii="Arial" w:hAnsi="Arial" w:cs="Arial"/>
@@ -1858,6 +2242,8 @@
               </w:rPr>
               <w:t>{</w:t>
             </w:r>
+            <w:proofErr w:type="spellStart"/>
+            <w:proofErr w:type="gramStart"/>
             <w:r>
               <w:rPr>
                 <w:rFonts w:ascii="Arial" w:hAnsi="Arial" w:cs="Arial"/>
@@ -1876,6 +2262,8 @@
               </w:rPr>
               <w:t>Serie</w:t>
             </w:r>
+            <w:proofErr w:type="spellEnd"/>
+            <w:proofErr w:type="gramEnd"/>
             <w:r>
               <w:rPr>
                 <w:rFonts w:ascii="Arial" w:hAnsi="Arial" w:cs="Arial"/>
@@ -1955,7 +2343,7 @@
       </w:tr>
       <w:tr>
         <w:trPr>
-          <w:trHeight w:hRule="exact" w:val="284"/>
+          <w:trHeight w:hRule="exact" w:val="227"/>
         </w:trPr>
         <w:tc>
           <w:tcPr>
@@ -2023,7 +2411,45 @@
                 <w:sz w:val="16"/>
                 <w:szCs w:val="16"/>
               </w:rPr>
-              <w:t>{custom.Marca}/{custom.Modelo}</w:t>
+              <w:t>{</w:t>
+            </w:r>
+            <w:proofErr w:type="spellStart"/>
+            <w:proofErr w:type="gramStart"/>
+            <w:r>
+              <w:rPr>
+                <w:rFonts w:ascii="Arial" w:hAnsi="Arial" w:cs="Arial"/>
+                <w:sz w:val="16"/>
+                <w:szCs w:val="16"/>
+              </w:rPr>
+              <w:t>custom.Marca</w:t>
+            </w:r>
+            <w:proofErr w:type="spellEnd"/>
+            <w:proofErr w:type="gramEnd"/>
+            <w:r>
+              <w:rPr>
+                <w:rFonts w:ascii="Arial" w:hAnsi="Arial" w:cs="Arial"/>
+                <w:sz w:val="16"/>
+                <w:szCs w:val="16"/>
+              </w:rPr>
+              <w:t>}/{</w:t>
+            </w:r>
+            <w:proofErr w:type="spellStart"/>
+            <w:r>
+              <w:rPr>
+                <w:rFonts w:ascii="Arial" w:hAnsi="Arial" w:cs="Arial"/>
+                <w:sz w:val="16"/>
+                <w:szCs w:val="16"/>
+              </w:rPr>
+              <w:t>custom.Modelo</w:t>
+            </w:r>
+            <w:proofErr w:type="spellEnd"/>
+            <w:r>
+              <w:rPr>
+                <w:rFonts w:ascii="Arial" w:hAnsi="Arial" w:cs="Arial"/>
+                <w:sz w:val="16"/>
+                <w:szCs w:val="16"/>
+              </w:rPr>
+              <w:t>}</w:t>
             </w:r>
           </w:p>
         </w:tc>
@@ -2089,6 +2515,8 @@
               </w:rPr>
               <w:t>{</w:t>
             </w:r>
+            <w:proofErr w:type="spellStart"/>
+            <w:proofErr w:type="gramStart"/>
             <w:r>
               <w:rPr>
                 <w:rFonts w:ascii="Arial" w:hAnsi="Arial" w:cs="Arial"/>
@@ -2098,6 +2526,8 @@
               </w:rPr>
               <w:t>custom.Tipo</w:t>
             </w:r>
+            <w:proofErr w:type="spellEnd"/>
+            <w:proofErr w:type="gramEnd"/>
             <w:r>
               <w:rPr>
                 <w:rFonts w:ascii="Arial" w:hAnsi="Arial" w:cs="Arial"/>
@@ -2142,14 +2572,44 @@
                 <w:sz w:val="16"/>
                 <w:szCs w:val="16"/>
               </w:rPr>
-              <w:t>{custom.PaisDT}</w:t>
+              <w:t>{</w:t>
+            </w:r>
+            <w:proofErr w:type="spellStart"/>
+            <w:proofErr w:type="gramStart"/>
+            <w:r>
+              <w:rPr>
+                <w:rFonts w:ascii="Arial" w:hAnsi="Arial" w:cs="Arial"/>
+                <w:bCs/>
+                <w:i/>
+                <w:iCs/>
+                <w:spacing w:val="-2"/>
+                <w:w w:val="105"/>
+                <w:sz w:val="16"/>
+                <w:szCs w:val="16"/>
+              </w:rPr>
+              <w:t>custom.PaisDT</w:t>
+            </w:r>
+            <w:proofErr w:type="spellEnd"/>
+            <w:proofErr w:type="gramEnd"/>
+            <w:r>
+              <w:rPr>
+                <w:rFonts w:ascii="Arial" w:hAnsi="Arial" w:cs="Arial"/>
+                <w:bCs/>
+                <w:i/>
+                <w:iCs/>
+                <w:spacing w:val="-2"/>
+                <w:w w:val="105"/>
+                <w:sz w:val="16"/>
+                <w:szCs w:val="16"/>
+              </w:rPr>
+              <w:t>}</w:t>
             </w:r>
           </w:p>
         </w:tc>
       </w:tr>
       <w:tr>
         <w:trPr>
-          <w:trHeight w:hRule="exact" w:val="284"/>
+          <w:trHeight w:hRule="exact" w:val="227"/>
         </w:trPr>
         <w:tc>
           <w:tcPr>
@@ -2208,7 +2668,27 @@
                 <w:sz w:val="16"/>
                 <w:szCs w:val="16"/>
               </w:rPr>
-              <w:t>{custom.Anio}</w:t>
+              <w:t>{</w:t>
+            </w:r>
+            <w:proofErr w:type="spellStart"/>
+            <w:proofErr w:type="gramStart"/>
+            <w:r>
+              <w:rPr>
+                <w:rFonts w:ascii="Arial" w:hAnsi="Arial" w:cs="Arial"/>
+                <w:sz w:val="16"/>
+                <w:szCs w:val="16"/>
+              </w:rPr>
+              <w:t>custom.Anio</w:t>
+            </w:r>
+            <w:proofErr w:type="spellEnd"/>
+            <w:proofErr w:type="gramEnd"/>
+            <w:r>
+              <w:rPr>
+                <w:rFonts w:ascii="Arial" w:hAnsi="Arial" w:cs="Arial"/>
+                <w:sz w:val="16"/>
+                <w:szCs w:val="16"/>
+              </w:rPr>
+              <w:t>}</w:t>
             </w:r>
           </w:p>
         </w:tc>
@@ -2274,6 +2754,8 @@
               </w:rPr>
               <w:t>{</w:t>
             </w:r>
+            <w:proofErr w:type="spellStart"/>
+            <w:proofErr w:type="gramStart"/>
             <w:r>
               <w:rPr>
                 <w:rFonts w:ascii="Arial" w:hAnsi="Arial" w:cs="Arial"/>
@@ -2283,6 +2765,8 @@
               </w:rPr>
               <w:t>custom.Cantidad</w:t>
             </w:r>
+            <w:proofErr w:type="spellEnd"/>
+            <w:proofErr w:type="gramEnd"/>
             <w:r>
               <w:rPr>
                 <w:rFonts w:ascii="Arial" w:hAnsi="Arial" w:cs="Arial"/>
@@ -2327,7 +2811,7 @@
       </w:tr>
       <w:tr>
         <w:trPr>
-          <w:trHeight w:hRule="exact" w:val="284"/>
+          <w:trHeight w:hRule="exact" w:val="227"/>
         </w:trPr>
         <w:tc>
           <w:tcPr>
@@ -2387,7 +2871,27 @@
                 <w:sz w:val="16"/>
                 <w:szCs w:val="16"/>
               </w:rPr>
-              <w:t>{custom.SumaDT}</w:t>
+              <w:t>{</w:t>
+            </w:r>
+            <w:proofErr w:type="spellStart"/>
+            <w:proofErr w:type="gramStart"/>
+            <w:r>
+              <w:rPr>
+                <w:rFonts w:ascii="Arial" w:hAnsi="Arial" w:cs="Arial"/>
+                <w:sz w:val="16"/>
+                <w:szCs w:val="16"/>
+              </w:rPr>
+              <w:t>custom.SumaDT</w:t>
+            </w:r>
+            <w:proofErr w:type="spellEnd"/>
+            <w:proofErr w:type="gramEnd"/>
+            <w:r>
+              <w:rPr>
+                <w:rFonts w:ascii="Arial" w:hAnsi="Arial" w:cs="Arial"/>
+                <w:sz w:val="16"/>
+                <w:szCs w:val="16"/>
+              </w:rPr>
+              <w:t>}</w:t>
             </w:r>
           </w:p>
         </w:tc>
@@ -2435,18 +2939,18 @@
         <w:tblLook w:val="04A0" w:firstRow="1" w:lastRow="0" w:firstColumn="1" w:lastColumn="0" w:noHBand="0" w:noVBand="1"/>
       </w:tblPr>
       <w:tblGrid>
-        <w:gridCol w:w="4678"/>
-        <w:gridCol w:w="2409"/>
-        <w:gridCol w:w="2268"/>
+        <w:gridCol w:w="5103"/>
+        <w:gridCol w:w="2410"/>
+        <w:gridCol w:w="1842"/>
         <w:gridCol w:w="1560"/>
       </w:tblGrid>
       <w:tr>
         <w:trPr>
-          <w:trHeight w:val="284"/>
+          <w:trHeight w:val="227"/>
         </w:trPr>
         <w:tc>
           <w:tcPr>
-            <w:tcW w:w="4678" w:type="dxa"/>
+            <w:tcW w:w="5103" w:type="dxa"/>
             <w:shd w:val="clear" w:color="auto" w:fill="D9D9D9" w:themeFill="background1" w:themeFillShade="D9"/>
             <w:vAlign w:val="center"/>
           </w:tcPr>
@@ -2476,7 +2980,7 @@
         </w:tc>
         <w:tc>
           <w:tcPr>
-            <w:tcW w:w="2409" w:type="dxa"/>
+            <w:tcW w:w="2410" w:type="dxa"/>
             <w:shd w:val="clear" w:color="auto" w:fill="D9D9D9" w:themeFill="background1" w:themeFillShade="D9"/>
             <w:vAlign w:val="center"/>
           </w:tcPr>
@@ -2506,7 +3010,7 @@
         </w:tc>
         <w:tc>
           <w:tcPr>
-            <w:tcW w:w="2268" w:type="dxa"/>
+            <w:tcW w:w="1842" w:type="dxa"/>
             <w:shd w:val="clear" w:color="auto" w:fill="D9D9D9" w:themeFill="background1" w:themeFillShade="D9"/>
             <w:vAlign w:val="center"/>
           </w:tcPr>
@@ -2567,11 +3071,11 @@
       </w:tr>
       <w:tr>
         <w:trPr>
-          <w:trHeight w:val="284"/>
+          <w:trHeight w:val="227"/>
         </w:trPr>
         <w:tc>
           <w:tcPr>
-            <w:tcW w:w="4678" w:type="dxa"/>
+            <w:tcW w:w="5103" w:type="dxa"/>
             <w:vAlign w:val="center"/>
           </w:tcPr>
           <w:p>
@@ -2580,22 +3084,41 @@
               <w:spacing w:before="3"/>
               <w:rPr>
                 <w:rFonts w:ascii="Arial" w:hAnsi="Arial" w:cs="Arial"/>
-                <w:sz w:val="9"/>
-              </w:rPr>
-            </w:pPr>
-            <w:r>
-              <w:rPr>
-                <w:rFonts w:ascii="Arial" w:hAnsi="Arial" w:cs="Arial"/>
-                <w:sz w:val="16"/>
-                <w:szCs w:val="16"/>
-              </w:rPr>
-              <w:t>{#custom}{#Coberturas}{Cobertura}</w:t>
-            </w:r>
-          </w:p>
-        </w:tc>
-        <w:tc>
-          <w:tcPr>
-            <w:tcW w:w="2409" w:type="dxa"/>
+                <w:sz w:val="15"/>
+                <w:szCs w:val="15"/>
+              </w:rPr>
+            </w:pPr>
+            <w:r>
+              <w:rPr>
+                <w:rFonts w:ascii="Arial" w:hAnsi="Arial" w:cs="Arial"/>
+                <w:sz w:val="15"/>
+                <w:szCs w:val="15"/>
+              </w:rPr>
+              <w:t>{#</w:t>
+            </w:r>
+            <w:proofErr w:type="gramStart"/>
+            <w:r>
+              <w:rPr>
+                <w:rFonts w:ascii="Arial" w:hAnsi="Arial" w:cs="Arial"/>
+                <w:sz w:val="15"/>
+                <w:szCs w:val="15"/>
+              </w:rPr>
+              <w:t>custom}{</w:t>
+            </w:r>
+            <w:proofErr w:type="gramEnd"/>
+            <w:r>
+              <w:rPr>
+                <w:rFonts w:ascii="Arial" w:hAnsi="Arial" w:cs="Arial"/>
+                <w:sz w:val="15"/>
+                <w:szCs w:val="15"/>
+              </w:rPr>
+              <w:t>#Coberturas}{Cobertura}</w:t>
+            </w:r>
+          </w:p>
+        </w:tc>
+        <w:tc>
+          <w:tcPr>
+            <w:tcW w:w="2410" w:type="dxa"/>
             <w:vAlign w:val="center"/>
           </w:tcPr>
           <w:p>
@@ -2605,15 +3128,15 @@
               <w:jc w:val="right"/>
               <w:rPr>
                 <w:rFonts w:ascii="Arial" w:hAnsi="Arial" w:cs="Arial"/>
-                <w:sz w:val="16"/>
-                <w:szCs w:val="16"/>
-              </w:rPr>
-            </w:pPr>
-            <w:r>
-              <w:rPr>
-                <w:rFonts w:ascii="Arial" w:hAnsi="Arial" w:cs="Arial"/>
-                <w:sz w:val="16"/>
-                <w:szCs w:val="16"/>
+                <w:sz w:val="15"/>
+                <w:szCs w:val="15"/>
+              </w:rPr>
+            </w:pPr>
+            <w:r>
+              <w:rPr>
+                <w:rFonts w:ascii="Arial" w:hAnsi="Arial" w:cs="Arial"/>
+                <w:sz w:val="15"/>
+                <w:szCs w:val="15"/>
               </w:rPr>
               <w:t>{Limite}</w:t>
             </w:r>
@@ -2621,7 +3144,7 @@
         </w:tc>
         <w:tc>
           <w:tcPr>
-            <w:tcW w:w="2268" w:type="dxa"/>
+            <w:tcW w:w="1842" w:type="dxa"/>
             <w:vAlign w:val="center"/>
           </w:tcPr>
           <w:p>
@@ -2630,14 +3153,15 @@
               <w:spacing w:before="3"/>
               <w:rPr>
                 <w:rFonts w:ascii="Arial" w:hAnsi="Arial" w:cs="Arial"/>
-                <w:sz w:val="9"/>
-              </w:rPr>
-            </w:pPr>
-            <w:r>
-              <w:rPr>
-                <w:rFonts w:ascii="Arial" w:hAnsi="Arial" w:cs="Arial"/>
-                <w:sz w:val="16"/>
-                <w:szCs w:val="16"/>
+                <w:sz w:val="15"/>
+                <w:szCs w:val="15"/>
+              </w:rPr>
+            </w:pPr>
+            <w:r>
+              <w:rPr>
+                <w:rFonts w:ascii="Arial" w:hAnsi="Arial" w:cs="Arial"/>
+                <w:sz w:val="15"/>
+                <w:szCs w:val="15"/>
               </w:rPr>
               <w:t>{Deducible}</w:t>
             </w:r>
@@ -2655,16 +3179,35 @@
               <w:jc w:val="right"/>
               <w:rPr>
                 <w:rFonts w:ascii="Arial" w:hAnsi="Arial" w:cs="Arial"/>
-                <w:sz w:val="9"/>
-              </w:rPr>
-            </w:pPr>
-            <w:r>
-              <w:rPr>
-                <w:rFonts w:ascii="Arial" w:hAnsi="Arial" w:cs="Arial"/>
-                <w:sz w:val="16"/>
-                <w:szCs w:val="16"/>
-              </w:rPr>
-              <w:t>{Prima}{/}{/}</w:t>
+                <w:sz w:val="15"/>
+                <w:szCs w:val="15"/>
+              </w:rPr>
+            </w:pPr>
+            <w:r>
+              <w:rPr>
+                <w:rFonts w:ascii="Arial" w:hAnsi="Arial" w:cs="Arial"/>
+                <w:sz w:val="15"/>
+                <w:szCs w:val="15"/>
+              </w:rPr>
+              <w:t>{Prima</w:t>
+            </w:r>
+            <w:proofErr w:type="gramStart"/>
+            <w:r>
+              <w:rPr>
+                <w:rFonts w:ascii="Arial" w:hAnsi="Arial" w:cs="Arial"/>
+                <w:sz w:val="15"/>
+                <w:szCs w:val="15"/>
+              </w:rPr>
+              <w:t>}{</w:t>
+            </w:r>
+            <w:proofErr w:type="gramEnd"/>
+            <w:r>
+              <w:rPr>
+                <w:rFonts w:ascii="Arial" w:hAnsi="Arial" w:cs="Arial"/>
+                <w:sz w:val="15"/>
+                <w:szCs w:val="15"/>
+              </w:rPr>
+              <w:t>/}{/}</w:t>
             </w:r>
           </w:p>
         </w:tc>
@@ -2704,7 +3247,7 @@
       </w:tblGrid>
       <w:tr>
         <w:trPr>
-          <w:trHeight w:hRule="exact" w:val="284"/>
+          <w:trHeight w:hRule="exact" w:val="227"/>
         </w:trPr>
         <w:tc>
           <w:tcPr>
@@ -2808,71 +3351,14 @@
                   <w14:bevel/>
                 </w14:textOutline>
               </w:rPr>
-              <w:t>{custom.Prima}</w:t>
-            </w:r>
-          </w:p>
-        </w:tc>
-      </w:tr>
-      <w:tr>
-        <w:trPr>
-          <w:trHeight w:hRule="exact" w:val="284"/>
-        </w:trPr>
-        <w:tc>
-          <w:tcPr>
-            <w:tcW w:w="7724" w:type="dxa"/>
-            <w:vMerge w:val="restart"/>
-            <w:tcBorders>
-              <w:top w:val="single" w:sz="4" w:space="0" w:color="auto"/>
-              <w:left w:val="single" w:sz="4" w:space="0" w:color="auto"/>
-              <w:bottom w:val="nil"/>
-              <w:right w:val="single" w:sz="4" w:space="0" w:color="auto"/>
-            </w:tcBorders>
-          </w:tcPr>
-          <w:p>
-            <w:pPr>
-              <w:pStyle w:val="Textoindependiente"/>
-              <w:spacing w:before="3"/>
-              <w:rPr>
-                <w:rFonts w:ascii="Arial" w:hAnsi="Arial" w:cs="Arial"/>
-                <w:sz w:val="16"/>
-                <w:szCs w:val="16"/>
-              </w:rPr>
-            </w:pPr>
-            <w:r>
-              <w:rPr>
-                <w:rFonts w:ascii="Arial" w:hAnsi="Arial" w:cs="Arial"/>
-                <w:sz w:val="16"/>
-                <w:szCs w:val="16"/>
-              </w:rPr>
-              <w:t>{custom.Comentarios}</w:t>
-            </w:r>
-          </w:p>
-        </w:tc>
-        <w:tc>
-          <w:tcPr>
-            <w:tcW w:w="1430" w:type="dxa"/>
-            <w:tcBorders>
-              <w:top w:val="nil"/>
-              <w:left w:val="single" w:sz="4" w:space="0" w:color="auto"/>
-              <w:bottom w:val="nil"/>
-            </w:tcBorders>
-            <w:vAlign w:val="center"/>
-          </w:tcPr>
-          <w:p>
-            <w:pPr>
-              <w:pStyle w:val="Textoindependiente"/>
-              <w:spacing w:before="3"/>
-              <w:rPr>
-                <w:rFonts w:ascii="Arial" w:hAnsi="Arial" w:cs="Arial"/>
-                <w:sz w:val="9"/>
-              </w:rPr>
-            </w:pPr>
-            <w:r>
-              <w:rPr>
-                <w:rFonts w:ascii="Arial" w:hAnsi="Arial" w:cs="Arial"/>
-                <w:b/>
-                <w:bCs/>
-                <w:spacing w:val="-4"/>
+              <w:t>{</w:t>
+            </w:r>
+            <w:proofErr w:type="spellStart"/>
+            <w:proofErr w:type="gramStart"/>
+            <w:r>
+              <w:rPr>
+                <w:rFonts w:ascii="Arial" w:hAnsi="Arial" w:cs="Arial"/>
+                <w:spacing w:val="-2"/>
                 <w:sz w:val="16"/>
                 <w:szCs w:val="16"/>
                 <w14:textOutline w14:w="9525" w14:cap="rnd" w14:cmpd="sng" w14:algn="ctr">
@@ -2881,27 +3367,14 @@
                   <w14:bevel/>
                 </w14:textOutline>
               </w:rPr>
-              <w:t>Impuesto 5%:</w:t>
-            </w:r>
-          </w:p>
-        </w:tc>
-        <w:tc>
-          <w:tcPr>
-            <w:tcW w:w="1760" w:type="dxa"/>
-            <w:tcBorders>
-              <w:top w:val="nil"/>
-              <w:bottom w:val="single" w:sz="8" w:space="0" w:color="auto"/>
-              <w:right w:val="single" w:sz="4" w:space="0" w:color="auto"/>
-            </w:tcBorders>
-            <w:vAlign w:val="center"/>
-          </w:tcPr>
-          <w:p>
-            <w:pPr>
-              <w:spacing w:line="360" w:lineRule="auto"/>
-              <w:jc w:val="right"/>
-              <w:rPr>
-                <w:rFonts w:ascii="Arial" w:hAnsi="Arial" w:cs="Arial"/>
-                <w:spacing w:val="-4"/>
+              <w:t>custom.Prima</w:t>
+            </w:r>
+            <w:proofErr w:type="spellEnd"/>
+            <w:proofErr w:type="gramEnd"/>
+            <w:r>
+              <w:rPr>
+                <w:rFonts w:ascii="Arial" w:hAnsi="Arial" w:cs="Arial"/>
+                <w:spacing w:val="-2"/>
                 <w:sz w:val="16"/>
                 <w:szCs w:val="16"/>
                 <w14:textOutline w14:w="9525" w14:cap="rnd" w14:cmpd="sng" w14:algn="ctr">
@@ -2910,10 +3383,90 @@
                   <w14:bevel/>
                 </w14:textOutline>
               </w:rPr>
-            </w:pPr>
-            <w:r>
-              <w:rPr>
-                <w:rFonts w:ascii="Arial" w:hAnsi="Arial" w:cs="Arial"/>
+              <w:t>}</w:t>
+            </w:r>
+          </w:p>
+        </w:tc>
+      </w:tr>
+      <w:tr>
+        <w:trPr>
+          <w:trHeight w:hRule="exact" w:val="227"/>
+        </w:trPr>
+        <w:tc>
+          <w:tcPr>
+            <w:tcW w:w="7724" w:type="dxa"/>
+            <w:vMerge w:val="restart"/>
+            <w:tcBorders>
+              <w:top w:val="single" w:sz="4" w:space="0" w:color="auto"/>
+              <w:left w:val="single" w:sz="4" w:space="0" w:color="auto"/>
+              <w:bottom w:val="nil"/>
+              <w:right w:val="single" w:sz="4" w:space="0" w:color="auto"/>
+            </w:tcBorders>
+          </w:tcPr>
+          <w:p>
+            <w:pPr>
+              <w:pStyle w:val="Textoindependiente"/>
+              <w:spacing w:before="3"/>
+              <w:rPr>
+                <w:rFonts w:ascii="Arial" w:hAnsi="Arial" w:cs="Arial"/>
+                <w:sz w:val="16"/>
+                <w:szCs w:val="16"/>
+              </w:rPr>
+            </w:pPr>
+            <w:r>
+              <w:rPr>
+                <w:rFonts w:ascii="Arial" w:hAnsi="Arial" w:cs="Arial"/>
+                <w:sz w:val="16"/>
+                <w:szCs w:val="16"/>
+              </w:rPr>
+              <w:t>{</w:t>
+            </w:r>
+            <w:proofErr w:type="spellStart"/>
+            <w:proofErr w:type="gramStart"/>
+            <w:r>
+              <w:rPr>
+                <w:rFonts w:ascii="Arial" w:hAnsi="Arial" w:cs="Arial"/>
+                <w:sz w:val="16"/>
+                <w:szCs w:val="16"/>
+              </w:rPr>
+              <w:t>custom.Comentarios</w:t>
+            </w:r>
+            <w:proofErr w:type="spellEnd"/>
+            <w:proofErr w:type="gramEnd"/>
+            <w:r>
+              <w:rPr>
+                <w:rFonts w:ascii="Arial" w:hAnsi="Arial" w:cs="Arial"/>
+                <w:sz w:val="16"/>
+                <w:szCs w:val="16"/>
+              </w:rPr>
+              <w:t>}</w:t>
+            </w:r>
+          </w:p>
+        </w:tc>
+        <w:tc>
+          <w:tcPr>
+            <w:tcW w:w="1430" w:type="dxa"/>
+            <w:tcBorders>
+              <w:top w:val="nil"/>
+              <w:left w:val="single" w:sz="4" w:space="0" w:color="auto"/>
+              <w:bottom w:val="nil"/>
+            </w:tcBorders>
+            <w:vAlign w:val="center"/>
+          </w:tcPr>
+          <w:p>
+            <w:pPr>
+              <w:pStyle w:val="Textoindependiente"/>
+              <w:spacing w:before="3"/>
+              <w:rPr>
+                <w:rFonts w:ascii="Arial" w:hAnsi="Arial" w:cs="Arial"/>
+                <w:sz w:val="9"/>
+              </w:rPr>
+            </w:pPr>
+            <w:r>
+              <w:rPr>
+                <w:rFonts w:ascii="Arial" w:hAnsi="Arial" w:cs="Arial"/>
+                <w:b/>
+                <w:bCs/>
                 <w:spacing w:val="-4"/>
                 <w:sz w:val="16"/>
                 <w:szCs w:val="16"/>
@@ -2923,7 +3476,81 @@
                   <w14:bevel/>
                 </w14:textOutline>
               </w:rPr>
-              <w:t>{custom.Impuesto}</w:t>
+              <w:t>Impuesto 5%:</w:t>
+            </w:r>
+          </w:p>
+        </w:tc>
+        <w:tc>
+          <w:tcPr>
+            <w:tcW w:w="1760" w:type="dxa"/>
+            <w:tcBorders>
+              <w:top w:val="nil"/>
+              <w:bottom w:val="single" w:sz="8" w:space="0" w:color="auto"/>
+              <w:right w:val="single" w:sz="4" w:space="0" w:color="auto"/>
+            </w:tcBorders>
+            <w:vAlign w:val="center"/>
+          </w:tcPr>
+          <w:p>
+            <w:pPr>
+              <w:spacing w:line="360" w:lineRule="auto"/>
+              <w:jc w:val="right"/>
+              <w:rPr>
+                <w:rFonts w:ascii="Arial" w:hAnsi="Arial" w:cs="Arial"/>
+                <w:spacing w:val="-4"/>
+                <w:sz w:val="16"/>
+                <w:szCs w:val="16"/>
+                <w14:textOutline w14:w="9525" w14:cap="rnd" w14:cmpd="sng" w14:algn="ctr">
+                  <w14:noFill/>
+                  <w14:prstDash w14:val="solid"/>
+                  <w14:bevel/>
+                </w14:textOutline>
+              </w:rPr>
+            </w:pPr>
+            <w:r>
+              <w:rPr>
+                <w:rFonts w:ascii="Arial" w:hAnsi="Arial" w:cs="Arial"/>
+                <w:spacing w:val="-4"/>
+                <w:sz w:val="16"/>
+                <w:szCs w:val="16"/>
+                <w14:textOutline w14:w="9525" w14:cap="rnd" w14:cmpd="sng" w14:algn="ctr">
+                  <w14:noFill/>
+                  <w14:prstDash w14:val="solid"/>
+                  <w14:bevel/>
+                </w14:textOutline>
+              </w:rPr>
+              <w:t>{</w:t>
+            </w:r>
+            <w:proofErr w:type="spellStart"/>
+            <w:proofErr w:type="gramStart"/>
+            <w:r>
+              <w:rPr>
+                <w:rFonts w:ascii="Arial" w:hAnsi="Arial" w:cs="Arial"/>
+                <w:spacing w:val="-4"/>
+                <w:sz w:val="16"/>
+                <w:szCs w:val="16"/>
+                <w14:textOutline w14:w="9525" w14:cap="rnd" w14:cmpd="sng" w14:algn="ctr">
+                  <w14:noFill/>
+                  <w14:prstDash w14:val="solid"/>
+                  <w14:bevel/>
+                </w14:textOutline>
+              </w:rPr>
+              <w:t>custom.Impuesto</w:t>
+            </w:r>
+            <w:proofErr w:type="spellEnd"/>
+            <w:proofErr w:type="gramEnd"/>
+            <w:r>
+              <w:rPr>
+                <w:rFonts w:ascii="Arial" w:hAnsi="Arial" w:cs="Arial"/>
+                <w:spacing w:val="-4"/>
+                <w:sz w:val="16"/>
+                <w:szCs w:val="16"/>
+                <w14:textOutline w14:w="9525" w14:cap="rnd" w14:cmpd="sng" w14:algn="ctr">
+                  <w14:noFill/>
+                  <w14:prstDash w14:val="solid"/>
+                  <w14:bevel/>
+                </w14:textOutline>
+              </w:rPr>
+              <w:t>}</w:t>
             </w:r>
           </w:p>
           <w:p>
@@ -2941,7 +3568,7 @@
       </w:tr>
       <w:tr>
         <w:trPr>
-          <w:trHeight w:hRule="exact" w:val="284"/>
+          <w:trHeight w:hRule="exact" w:val="227"/>
         </w:trPr>
         <w:tc>
           <w:tcPr>
@@ -3043,6 +3670,8 @@
               </w:rPr>
               <w:t>{</w:t>
             </w:r>
+            <w:proofErr w:type="spellStart"/>
+            <w:proofErr w:type="gramStart"/>
             <w:r>
               <w:rPr>
                 <w:rFonts w:ascii="Arial" w:hAnsi="Arial" w:cs="Arial"/>
@@ -3055,7 +3684,23 @@
                   <w14:bevel/>
                 </w14:textOutline>
               </w:rPr>
-              <w:t>custom.Total}</w:t>
+              <w:t>custom.Total</w:t>
+            </w:r>
+            <w:proofErr w:type="spellEnd"/>
+            <w:proofErr w:type="gramEnd"/>
+            <w:r>
+              <w:rPr>
+                <w:rFonts w:ascii="Arial" w:hAnsi="Arial" w:cs="Arial"/>
+                <w:sz w:val="16"/>
+                <w:szCs w:val="16"/>
+                <w:lang w:val="es-419"/>
+                <w14:textOutline w14:w="9525" w14:cap="rnd" w14:cmpd="sng" w14:algn="ctr">
+                  <w14:noFill/>
+                  <w14:prstDash w14:val="solid"/>
+                  <w14:bevel/>
+                </w14:textOutline>
+              </w:rPr>
+              <w:t>}</w:t>
             </w:r>
           </w:p>
           <w:p>
@@ -3164,7 +3809,29 @@
                 <w:sz w:val="16"/>
                 <w:szCs w:val="16"/>
               </w:rPr>
-              <w:t>: {custom.FormaPago}</w:t>
+              <w:t>: {</w:t>
+            </w:r>
+            <w:proofErr w:type="spellStart"/>
+            <w:proofErr w:type="gramStart"/>
+            <w:r>
+              <w:rPr>
+                <w:rFonts w:ascii="Arial" w:hAnsi="Arial" w:cs="Arial"/>
+                <w:bCs/>
+                <w:sz w:val="16"/>
+                <w:szCs w:val="16"/>
+              </w:rPr>
+              <w:t>custom.FormaPago</w:t>
+            </w:r>
+            <w:proofErr w:type="spellEnd"/>
+            <w:proofErr w:type="gramEnd"/>
+            <w:r>
+              <w:rPr>
+                <w:rFonts w:ascii="Arial" w:hAnsi="Arial" w:cs="Arial"/>
+                <w:bCs/>
+                <w:sz w:val="16"/>
+                <w:szCs w:val="16"/>
+              </w:rPr>
+              <w:t>}</w:t>
             </w:r>
           </w:p>
         </w:tc>
@@ -3200,7 +3867,29 @@
                 <w:sz w:val="16"/>
                 <w:szCs w:val="16"/>
               </w:rPr>
-              <w:t>: {custom.Frecuencia}</w:t>
+              <w:t>: {</w:t>
+            </w:r>
+            <w:proofErr w:type="spellStart"/>
+            <w:proofErr w:type="gramStart"/>
+            <w:r>
+              <w:rPr>
+                <w:rFonts w:ascii="Arial" w:hAnsi="Arial" w:cs="Arial"/>
+                <w:bCs/>
+                <w:sz w:val="16"/>
+                <w:szCs w:val="16"/>
+              </w:rPr>
+              <w:t>custom.Frecuencia</w:t>
+            </w:r>
+            <w:proofErr w:type="spellEnd"/>
+            <w:proofErr w:type="gramEnd"/>
+            <w:r>
+              <w:rPr>
+                <w:rFonts w:ascii="Arial" w:hAnsi="Arial" w:cs="Arial"/>
+                <w:bCs/>
+                <w:sz w:val="16"/>
+                <w:szCs w:val="16"/>
+              </w:rPr>
+              <w:t>}</w:t>
             </w:r>
           </w:p>
         </w:tc>
@@ -3236,7 +3925,29 @@
                 <w:sz w:val="16"/>
                 <w:szCs w:val="16"/>
               </w:rPr>
-              <w:t>: {custom.Cuotas}</w:t>
+              <w:t>: {</w:t>
+            </w:r>
+            <w:proofErr w:type="spellStart"/>
+            <w:proofErr w:type="gramStart"/>
+            <w:r>
+              <w:rPr>
+                <w:rFonts w:ascii="Arial" w:hAnsi="Arial" w:cs="Arial"/>
+                <w:bCs/>
+                <w:sz w:val="16"/>
+                <w:szCs w:val="16"/>
+              </w:rPr>
+              <w:t>custom.Cuotas</w:t>
+            </w:r>
+            <w:proofErr w:type="spellEnd"/>
+            <w:proofErr w:type="gramEnd"/>
+            <w:r>
+              <w:rPr>
+                <w:rFonts w:ascii="Arial" w:hAnsi="Arial" w:cs="Arial"/>
+                <w:bCs/>
+                <w:sz w:val="16"/>
+                <w:szCs w:val="16"/>
+              </w:rPr>
+              <w:t>}</w:t>
             </w:r>
           </w:p>
         </w:tc>
@@ -3617,6 +4328,7 @@
               </w:rPr>
               <w:t xml:space="preserve"> </w:t>
             </w:r>
+            <w:proofErr w:type="gramStart"/>
             <w:r>
               <w:rPr>
                 <w:rFonts w:ascii="Arial" w:hAnsi="Arial" w:cs="Arial"/>
@@ -3642,6 +4354,7 @@
               </w:rPr>
               <w:t>,</w:t>
             </w:r>
+            <w:proofErr w:type="gramEnd"/>
             <w:r>
               <w:rPr>
                 <w:rFonts w:ascii="Arial" w:hAnsi="Arial" w:cs="Arial"/>
@@ -3693,8 +4406,18 @@
                 <w:sz w:val="16"/>
                 <w:szCs w:val="16"/>
               </w:rPr>
-              <w:t>(Código-Poliza</w:t>
-            </w:r>
+              <w:t>(Código-</w:t>
+            </w:r>
+            <w:proofErr w:type="spellStart"/>
+            <w:r>
+              <w:rPr>
+                <w:rFonts w:ascii="Arial" w:hAnsi="Arial" w:cs="Arial"/>
+                <w:sz w:val="16"/>
+                <w:szCs w:val="16"/>
+              </w:rPr>
+              <w:t>Poliza</w:t>
+            </w:r>
+            <w:proofErr w:type="spellEnd"/>
             <w:r>
               <w:rPr>
                 <w:rFonts w:ascii="Arial" w:hAnsi="Arial" w:cs="Arial"/>
@@ -3832,6 +4555,7 @@
               <w:t xml:space="preserve"> </w:t>
             </w:r>
             <w:hyperlink r:id="rId7">
+              <w:proofErr w:type="spellStart"/>
               <w:r>
                 <w:rPr>
                   <w:rFonts w:ascii="Arial" w:hAnsi="Arial" w:cs="Arial"/>
@@ -3840,6 +4564,7 @@
                 </w:rPr>
                 <w:t>www..Aseguradoraglobal.com.pa</w:t>
               </w:r>
+              <w:proofErr w:type="spellEnd"/>
             </w:hyperlink>
             <w:r>
               <w:rPr>
@@ -4093,7 +4818,23 @@
         <w:rPr>
           <w:spacing w:val="-2"/>
         </w:rPr>
-        <w:t>{custom.FechaActual}</w:t>
+        <w:t>{</w:t>
+      </w:r>
+      <w:proofErr w:type="spellStart"/>
+      <w:proofErr w:type="gramStart"/>
+      <w:r>
+        <w:rPr>
+          <w:spacing w:val="-2"/>
+        </w:rPr>
+        <w:t>custom.FechaActual</w:t>
+      </w:r>
+      <w:proofErr w:type="spellEnd"/>
+      <w:proofErr w:type="gramEnd"/>
+      <w:r>
+        <w:rPr>
+          <w:spacing w:val="-2"/>
+        </w:rPr>
+        <w:t>}</w:t>
       </w:r>
     </w:p>
     <w:p>
@@ -4182,7 +4923,7 @@
           </mc:Choice>
           <mc:Fallback>
             <w:pict>
-              <v:group w14:anchorId="76355A96" id="Group 41" o:spid="_x0000_s1026" style="width:240pt;height:1pt;mso-position-horizontal-relative:char;mso-position-vertical-relative:line" coordsize="30480,127" o:gfxdata="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">
+              <v:group w14:anchorId="3930E625" id="Group 41" o:spid="_x0000_s1026" style="width:240pt;height:1pt;mso-position-horizontal-relative:char;mso-position-vertical-relative:line" coordsize="30480,127" o:gfxdata="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">
                 <v:shape id="Graphic 42" o:spid="_x0000_s1027" style="position:absolute;top:63;width:30480;height:13;visibility:visible;mso-wrap-style:square;v-text-anchor:top" coordsize="3048000,1270" o:gfxdata="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" path="m,l3048000,e" filled="f" strokeweight="1pt">
                   <v:path arrowok="t"/>
                 </v:shape>
@@ -4295,7 +5036,7 @@
           </mc:Choice>
           <mc:Fallback>
             <w:pict>
-              <v:group w14:anchorId="4077C8D0" id="Group 43" o:spid="_x0000_s1026" style="width:240pt;height:40pt;mso-position-horizontal-relative:char;mso-position-vertical-relative:line" coordsize="30480,5080" o:gfxdata="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">
+              <v:group w14:anchorId="6DBE07FF" id="Group 43" o:spid="_x0000_s1026" style="width:240pt;height:40pt;mso-position-horizontal-relative:char;mso-position-vertical-relative:line" coordsize="30480,5080" o:gfxdata="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">
                 <v:shape id="Graphic 44" o:spid="_x0000_s1027" style="position:absolute;top:5016;width:30480;height:13;visibility:visible;mso-wrap-style:square;v-text-anchor:top" coordsize="3048000,1270" o:gfxdata="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" path="m,l3048000,e" filled="f" strokeweight="1pt">
                   <v:path arrowok="t"/>
                 </v:shape>
@@ -4358,7 +5099,49 @@
           <w:spacing w:val="-2"/>
           <w:sz w:val="14"/>
         </w:rPr>
-        <w:t>{custom.Tenedor}({custom.Identificacion})</w:t>
+        <w:t>{</w:t>
+      </w:r>
+      <w:proofErr w:type="spellStart"/>
+      <w:proofErr w:type="gramStart"/>
+      <w:r>
+        <w:rPr>
+          <w:rFonts w:ascii="Arial"/>
+          <w:b/>
+          <w:spacing w:val="-2"/>
+          <w:sz w:val="14"/>
+        </w:rPr>
+        <w:t>custom.Tenedor</w:t>
+      </w:r>
+      <w:proofErr w:type="spellEnd"/>
+      <w:proofErr w:type="gramEnd"/>
+      <w:r>
+        <w:rPr>
+          <w:rFonts w:ascii="Arial"/>
+          <w:b/>
+          <w:spacing w:val="-2"/>
+          <w:sz w:val="14"/>
+        </w:rPr>
+        <w:t>}({</w:t>
+      </w:r>
+      <w:proofErr w:type="spellStart"/>
+      <w:r>
+        <w:rPr>
+          <w:rFonts w:ascii="Arial"/>
+          <w:b/>
+          <w:spacing w:val="-2"/>
+          <w:sz w:val="14"/>
+        </w:rPr>
+        <w:t>custom.Identificacion</w:t>
+      </w:r>
+      <w:proofErr w:type="spellEnd"/>
+      <w:r>
+        <w:rPr>
+          <w:rFonts w:ascii="Arial"/>
+          <w:b/>
+          <w:spacing w:val="-2"/>
+          <w:sz w:val="14"/>
+        </w:rPr>
+        <w:t>})</w:t>
       </w:r>
     </w:p>
     <w:p>
@@ -4566,6 +5349,7 @@
         </w:rPr>
         <w:t xml:space="preserve"> </w:t>
       </w:r>
+      <w:proofErr w:type="gramStart"/>
       <w:r>
         <w:rPr>
           <w:rFonts w:ascii="Verdana"/>
@@ -4589,7 +5373,16 @@
           <w:w w:val="105"/>
           <w:sz w:val="11"/>
         </w:rPr>
-        <w:t>507)</w:t>
+        <w:t>507</w:t>
+      </w:r>
+      <w:proofErr w:type="gramEnd"/>
+      <w:r>
+        <w:rPr>
+          <w:rFonts w:ascii="Verdana"/>
+          <w:w w:val="105"/>
+          <w:sz w:val="11"/>
+        </w:rPr>
+        <w:t>)</w:t>
       </w:r>
       <w:r>
         <w:rPr>
@@ -4822,6 +5615,7 @@
         </w:rPr>
         <w:t xml:space="preserve"> </w:t>
       </w:r>
+      <w:proofErr w:type="gramStart"/>
       <w:r>
         <w:rPr>
           <w:rFonts w:ascii="Verdana"/>
@@ -4845,7 +5639,16 @@
           <w:w w:val="105"/>
           <w:sz w:val="11"/>
         </w:rPr>
-        <w:t>507)</w:t>
+        <w:t>507</w:t>
+      </w:r>
+      <w:proofErr w:type="gramEnd"/>
+      <w:r>
+        <w:rPr>
+          <w:rFonts w:ascii="Verdana"/>
+          <w:w w:val="105"/>
+          <w:sz w:val="11"/>
+        </w:rPr>
+        <w:t>)</w:t>
       </w:r>
       <w:r>
         <w:rPr>
